--- a/_implementation-notes/evening-series/handouts/FotH Pilot Session 1 Homework Handout DRAFT v1.docx
+++ b/_implementation-notes/evening-series/handouts/FotH Pilot Session 1 Homework Handout DRAFT v1.docx
@@ -24,7 +24,7 @@
         <w:pStyle w:val="Heading2"/>
       </w:pPr>
       <w:r>
-        <w:t xml:space="preserve">1. The practice — week one</w:t>
+        <w:t>1. The homework practice — week one</w:t>
       </w:r>
     </w:p>
     <w:p>
@@ -359,7 +359,7 @@
         <w:pStyle w:val="Heading2"/>
       </w:pPr>
       <w:r>
-        <w:t xml:space="preserve">3. The practice — week two</w:t>
+        <w:t>3. The homework practice — week two</w:t>
       </w:r>
     </w:p>
     <w:p>

--- a/_implementation-notes/evening-series/handouts/FotH Pilot Session 1 Homework Handout DRAFT v1.docx
+++ b/_implementation-notes/evening-series/handouts/FotH Pilot Session 1 Homework Handout DRAFT v1.docx
@@ -8,7 +8,7 @@
         <w:pStyle w:val="Heading1"/>
       </w:pPr>
       <w:r>
-        <w:t xml:space="preserve">Take-Home Sheet — Session 1: Welcome to the Journey</w:t>
+        <w:t>Take-Home Sheet — Evening 1: Welcome to the Journey</w:t>
       </w:r>
     </w:p>
     <w:p>
@@ -653,6 +653,8 @@
     <w:bookmarkEnd w:id="12"/>
     <w:bookmarkEnd w:id="13"/>
     <w:sectPr>
+      <w:headerReference w:type="default" r:id="rId9"/>
+      <w:footerReference w:type="default" r:id="rId10"/>
       <w:footnotePr>
         <w:numRestart w:val="eachSect"/>
       </w:footnotePr>
@@ -665,6 +667,16 @@
 <w:comments xmlns:w="http://schemas.openxmlformats.org/wordprocessingml/2006/main" xmlns:m="http://schemas.openxmlformats.org/officeDocument/2006/math" xmlns:r="http://schemas.openxmlformats.org/officeDocument/2006/relationships" xmlns:o="urn:schemas-microsoft-com:office:office" xmlns:v="urn:schemas-microsoft-com:vml" xmlns:w10="urn:schemas-microsoft-com:office:word" xmlns:a="http://schemas.openxmlformats.org/drawingml/2006/main" xmlns:pic="http://schemas.openxmlformats.org/drawingml/2006/picture" xmlns:wp="http://schemas.openxmlformats.org/drawingml/2006/wordprocessingDrawing"/>
 </file>
 
+<file path=word/footer1.xml><?xml version="1.0" encoding="utf-8"?>
+<w:ftr xmlns:m="http://schemas.openxmlformats.org/officeDocument/2006/math" xmlns:mc="http://schemas.openxmlformats.org/markup-compatibility/2006" xmlns:mo="http://schemas.microsoft.com/office/mac/office/2008/main" xmlns:mv="urn:schemas-microsoft-com:mac:vml" xmlns:o="urn:schemas-microsoft-com:office:office" xmlns:r="http://schemas.openxmlformats.org/officeDocument/2006/relationships" xmlns:v="urn:schemas-microsoft-com:vml" xmlns:w10="urn:schemas-microsoft-com:office:word" xmlns:w14="http://schemas.microsoft.com/office/word/2010/wordml" xmlns:w="http://schemas.openxmlformats.org/wordprocessingml/2006/main" xmlns:wne="http://schemas.microsoft.com/office/word/2006/wordml" xmlns:wp14="http://schemas.microsoft.com/office/word/2010/wordprocessingDrawing" xmlns:wp="http://schemas.openxmlformats.org/drawingml/2006/wordprocessingDrawing" xmlns:wpc="http://schemas.microsoft.com/office/word/2010/wordprocessingCanvas" xmlns:wpg="http://schemas.microsoft.com/office/word/2010/wordprocessingGroup" xmlns:wpi="http://schemas.microsoft.com/office/word/2010/wordprocessingInk" xmlns:wps="http://schemas.microsoft.com/office/word/2010/wordprocessingShape" mc:Ignorable="w14 wp14">
+  <w:p>
+    <w:pPr>
+      <w:pStyle w:val="Footer"/>
+    </w:pPr>
+  </w:p>
+</w:ftr>
+</file>
+
 <file path=word/footnotes.xml><?xml version="1.0" encoding="utf-8"?>
 <w:footnotes xmlns:w="http://schemas.openxmlformats.org/wordprocessingml/2006/main" xmlns:m="http://schemas.openxmlformats.org/officeDocument/2006/math" xmlns:r="http://schemas.openxmlformats.org/officeDocument/2006/relationships" xmlns:o="urn:schemas-microsoft-com:office:office" xmlns:v="urn:schemas-microsoft-com:vml" xmlns:w10="urn:schemas-microsoft-com:office:word" xmlns:a="http://schemas.openxmlformats.org/drawingml/2006/main" xmlns:pic="http://schemas.openxmlformats.org/drawingml/2006/picture" xmlns:wp="http://schemas.openxmlformats.org/drawingml/2006/wordprocessingDrawing">
   <w:footnote w:type="continuationSeparator" w:id="0">
@@ -682,6 +694,16 @@
     </w:p>
   </w:footnote>
 </w:footnotes>
+</file>
+
+<file path=word/header1.xml><?xml version="1.0" encoding="utf-8"?>
+<w:hdr xmlns:m="http://schemas.openxmlformats.org/officeDocument/2006/math" xmlns:mc="http://schemas.openxmlformats.org/markup-compatibility/2006" xmlns:mo="http://schemas.microsoft.com/office/mac/office/2008/main" xmlns:mv="urn:schemas-microsoft-com:mac:vml" xmlns:o="urn:schemas-microsoft-com:office:office" xmlns:r="http://schemas.openxmlformats.org/officeDocument/2006/relationships" xmlns:v="urn:schemas-microsoft-com:vml" xmlns:w10="urn:schemas-microsoft-com:office:word" xmlns:w14="http://schemas.microsoft.com/office/word/2010/wordml" xmlns:w="http://schemas.openxmlformats.org/wordprocessingml/2006/main" xmlns:wne="http://schemas.microsoft.com/office/word/2006/wordml" xmlns:wp14="http://schemas.microsoft.com/office/word/2010/wordprocessingDrawing" xmlns:wp="http://schemas.openxmlformats.org/drawingml/2006/wordprocessingDrawing" xmlns:wpc="http://schemas.microsoft.com/office/word/2010/wordprocessingCanvas" xmlns:wpg="http://schemas.microsoft.com/office/word/2010/wordprocessingGroup" xmlns:wpi="http://schemas.microsoft.com/office/word/2010/wordprocessingInk" xmlns:wps="http://schemas.microsoft.com/office/word/2010/wordprocessingShape" mc:Ignorable="w14 wp14">
+  <w:p>
+    <w:pPr>
+      <w:pStyle w:val="Header"/>
+    </w:pPr>
+  </w:p>
+</w:hdr>
 </file>
 
 <file path=word/numbering.xml><?xml version="1.0" encoding="utf-8"?>
